--- a/storage/templates/normalized-docx/BM-206/BM-206_normalized.docx
+++ b/storage/templates/normalized-docx/BM-206/BM-206_normalized.docx
@@ -1297,7 +1297,7 @@
         <w:rPr>
           <w:rFonts w:cs="Times New Roman" w:ascii="Times New Roman" w:hAnsi="Times New Roman"/>
         </w:rPr>
-        <w:t>{{recipients.field}}</w:t>
+        <w:t>{{recipients.personLine2}}</w:t>
       </w:r>
     </w:p>
     <w:p>
@@ -1313,9 +1313,9 @@
         <w:rPr>
           <w:rFonts w:cs="Times New Roman" w:ascii="Times New Roman" w:hAnsi="Times New Roman"/>
         </w:rPr>
-        <w:t>{{recipients.field}}</w:t>
+        <w:t>{{recipients.personLine3}}</w:t>
         <w:tab/>
-        <w:t>{{recipients.field}}</w:t>
+        <w:t>{{recipients.personLine4}}</w:t>
       </w:r>
     </w:p>
     <w:p>
@@ -1331,9 +1331,9 @@
         <w:rPr>
           <w:rFonts w:cs="Times New Roman" w:ascii="Times New Roman" w:hAnsi="Times New Roman"/>
         </w:rPr>
-        <w:t>{{recipients.field}}</w:t>
+        <w:t>{{recipients.personLine5}}</w:t>
         <w:tab/>
-        <w:t>{{recipients.field}}</w:t>
+        <w:t>{{recipients.personLine6}}</w:t>
       </w:r>
     </w:p>
     <w:p>
@@ -1347,7 +1347,7 @@
         <w:rPr>
           <w:rFonts w:cs="Times New Roman" w:ascii="Times New Roman" w:hAnsi="Times New Roman"/>
         </w:rPr>
-        <w:t>{{recipients.field}}</w:t>
+        <w:t>{{recipients.personLine7}}</w:t>
       </w:r>
     </w:p>
     <w:p>
@@ -1363,7 +1363,7 @@
         <w:rPr>
           <w:rFonts w:cs="Times New Roman" w:ascii="Times New Roman" w:hAnsi="Times New Roman"/>
         </w:rPr>
-        <w:t>{{recipients.field}}</w:t>
+        <w:t>{{recipients.personLine8}}</w:t>
       </w:r>
     </w:p>
     <w:p>
@@ -1377,7 +1377,7 @@
         <w:rPr>
           <w:rFonts w:cs="Times New Roman" w:ascii="Times New Roman" w:hAnsi="Times New Roman"/>
         </w:rPr>
-        <w:t>{{recipients.field}}</w:t>
+        <w:t>{{recipients.personLine9}}</w:t>
       </w:r>
     </w:p>
     <w:p>
@@ -1393,7 +1393,7 @@
         <w:rPr>
           <w:rFonts w:cs="Times New Roman" w:ascii="Times New Roman" w:hAnsi="Times New Roman"/>
         </w:rPr>
-        <w:t>{{recipients.field}}</w:t>
+        <w:t>{{recipients.personLine10}}</w:t>
       </w:r>
     </w:p>
     <w:p>
@@ -1409,7 +1409,7 @@
         <w:rPr>
           <w:rFonts w:cs="Times New Roman" w:ascii="Times New Roman" w:hAnsi="Times New Roman"/>
         </w:rPr>
-        <w:t>{{recipients.field}}</w:t>
+        <w:t>{{recipients.personLine11}}</w:t>
       </w:r>
     </w:p>
     <w:p>
@@ -1425,7 +1425,7 @@
         <w:rPr>
           <w:rFonts w:cs="Times New Roman" w:ascii="Times New Roman" w:hAnsi="Times New Roman"/>
         </w:rPr>
-        <w:t>{{recipients.field}}</w:t>
+        <w:t>{{recipients.personLine12}}</w:t>
       </w:r>
     </w:p>
     <w:p>
@@ -1455,7 +1455,7 @@
         <w:rPr>
           <w:rFonts w:cs="Times New Roman" w:ascii="Times New Roman" w:hAnsi="Times New Roman"/>
         </w:rPr>
-        <w:t xml:space="preserve">{{recipients.field}}</w:t>
+        <w:t xml:space="preserve">{{recipients.personLine13}}</w:t>
       </w:r>
     </w:p>
     <w:p>
@@ -1857,7 +1857,7 @@
                 <w:sz w:val="24"/>
                 <w:lang w:val="pt-BR"/>
               </w:rPr>
-              <w:t>{{recipients.field}}</w:t>
+              <w:t>{{recipients.personLine14}}</w:t>
             </w:r>
           </w:p>
           <w:p>

--- a/storage/templates/normalized-docx/BM-206/BM-206_normalized.docx
+++ b/storage/templates/normalized-docx/BM-206/BM-206_normalized.docx
@@ -2,6 +2,57 @@
 <file path=word/document.xml><?xml version="1.0" encoding="utf-8"?>
 <w:document xmlns:o="urn:schemas-microsoft-com:office:office" xmlns:r="http://schemas.openxmlformats.org/officeDocument/2006/relationships" xmlns:v="urn:schemas-microsoft-com:vml" xmlns:w="http://schemas.openxmlformats.org/wordprocessingml/2006/main" xmlns:w10="urn:schemas-microsoft-com:office:word" xmlns:wp="http://schemas.openxmlformats.org/drawingml/2006/wordprocessingDrawing" xmlns:pic="http://schemas.openxmlformats.org/drawingml/2006/picture" xmlns:wps="http://schemas.microsoft.com/office/word/2010/wordprocessingShape" xmlns:wpg="http://schemas.microsoft.com/office/word/2010/wordprocessingGroup" xmlns:mc="http://schemas.openxmlformats.org/markup-compatibility/2006" xmlns:wp14="http://schemas.microsoft.com/office/word/2010/wordprocessingDrawing" xmlns:w14="http://schemas.microsoft.com/office/word/2010/wordml" xmlns:w15="http://schemas.microsoft.com/office/word/2012/wordml" mc:Ignorable="w14 wp14 w15">
   <w:body>
+    <w:p>
+      <w:pPr>
+        <w:pStyle w:val="Normal"/>
+        <w:rPr/>
+        <w:jc w:val="right"/>
+      </w:pPr>
+      <w:r>
+        <w:rPr>
+          <w:rFonts w:cs="Times New Roman" w:ascii="Times New Roman" w:hAnsi="Times New Roman"/>
+          <w:b/>
+          <w:bCs/>
+          <w:sz w:val="16"/>
+          <w:szCs w:val="16"/>
+        </w:rPr>
+        <w:t xml:space="preserve">Mẫu số 206/HS</w:t>
+      </w:r>
+    </w:p>
+    <w:p>
+      <w:pPr>
+        <w:pStyle w:val="Normal"/>
+        <w:rPr/>
+        <w:jc w:val="right"/>
+      </w:pPr>
+      <w:r>
+        <w:rPr>
+          <w:rFonts w:cs="Times New Roman" w:ascii="Times New Roman" w:hAnsi="Times New Roman"/>
+          <w:i/>
+          <w:iCs/>
+          <w:sz w:val="16"/>
+          <w:szCs w:val="16"/>
+        </w:rPr>
+        <w:t xml:space="preserve">(Ban hành theo Thông tư số      /2026/TT-VKSTC</w:t>
+      </w:r>
+    </w:p>
+    <w:p>
+      <w:pPr>
+        <w:pStyle w:val="Normal"/>
+        <w:rPr/>
+        <w:jc w:val="right"/>
+      </w:pPr>
+      <w:r>
+        <w:rPr>
+          <w:rFonts w:cs="Times New Roman" w:ascii="Times New Roman" w:hAnsi="Times New Roman"/>
+          <w:i/>
+          <w:iCs/>
+          <w:sz w:val="16"/>
+          <w:szCs w:val="16"/>
+        </w:rPr>
+        <w:t xml:space="preserve">ngày       /     /2026)</w:t>
+      </w:r>
+    </w:p>
     <w:p>
       <w:pPr>
         <w:pStyle w:val="Normal"/>
@@ -181,386 +232,8 @@
             </w:r>
             <w:r>
               <mc:AlternateContent>
-                <mc:Choice Requires="wps">
-                  <w:drawing>
-                    <wp:anchor distT="0" distB="0" distL="114935" distR="114935" simplePos="0" relativeHeight="2" behindDoc="0" locked="0" layoutInCell="1" allowOverlap="1">
-                      <wp:simplePos x="0" y="0"/>
-                      <wp:positionH relativeFrom="column">
-                        <wp:posOffset>1927860</wp:posOffset>
-                      </wp:positionH>
-                      <wp:positionV relativeFrom="paragraph">
-                        <wp:posOffset>-520065</wp:posOffset>
-                      </wp:positionV>
-                      <wp:extent cx="2219325" cy="528320"/>
-                      <wp:effectExtent l="0" t="0" r="0" b="0"/>
-                      <wp:wrapNone/>
-                      <wp:docPr id="1" name="Frame1"/>
-                      <a:graphic xmlns:a="http://schemas.openxmlformats.org/drawingml/2006/main">
-                        <a:graphicData uri="http://schemas.microsoft.com/office/word/2010/wordprocessingShape">
-                          <wps:wsp>
-                            <wps:cNvSpPr txBox="1"/>
-                            <wps:spPr>
-                              <a:xfrm>
-                                <a:off x="0" y="0"/>
-                                <a:ext cx="2219325" cy="528320"/>
-                              </a:xfrm>
-                              <a:prstGeom prst="rect"/>
-                              <a:solidFill>
-                                <a:srgbClr val="FFFFFF"/>
-                              </a:solidFill>
-                            </wps:spPr>
-                            <wps:txbx>
-                              <w:txbxContent>
-                                <w:p>
-                                  <w:pPr>
-                                    <w:pStyle w:val="Normal"/>
-                                    <w:jc w:val="center"/>
-                                    <w:rPr/>
-                                  </w:pPr>
-                                  <w:r>
-                                    <w:rPr>
-                                      <w:rFonts w:cs="Times New Roman" w:ascii="Times New Roman" w:hAnsi="Times New Roman"/>
-                                      <w:b/>
-                                      <w:bCs/>
-                                      <w:sz w:val="16"/>
-                                      <w:szCs w:val="16"/>
-                                    </w:rPr>
-                                    <w:t>Mẫu số 206/HS</w:t>
-                                  </w:r>
-                                </w:p>
-                                <w:p>
-                                  <w:pPr>
-                                    <w:pStyle w:val="Normal"/>
-                                    <w:jc w:val="center"/>
-                                    <w:rPr/>
-                                  </w:pPr>
-                                  <w:r>
-                                    <w:rPr>
-                                      <w:rFonts w:cs="Times New Roman" w:ascii="Times New Roman" w:hAnsi="Times New Roman"/>
-                                      <w:i/>
-                                      <w:iCs/>
-                                      <w:sz w:val="16"/>
-                                      <w:szCs w:val="16"/>
-                                    </w:rPr>
-                                    <w:t>(Ban hành theo Thông tư số      /2026/TT-VKSTC</w:t>
-                                  </w:r>
-                                </w:p>
-                                <w:p>
-                                  <w:pPr>
-                                    <w:pStyle w:val="Normal"/>
-                                    <w:jc w:val="center"/>
-                                    <w:rPr/>
-                                  </w:pPr>
-                                  <w:r>
-                                    <w:rPr>
-                                      <w:rFonts w:cs="Times New Roman" w:ascii="Times New Roman" w:hAnsi="Times New Roman"/>
-                                      <w:i/>
-                                      <w:iCs/>
-                                      <w:sz w:val="16"/>
-                                      <w:szCs w:val="16"/>
-                                    </w:rPr>
-                                    <w:t>ngày       /     /2026)</w:t>
-                                  </w:r>
-                                </w:p>
-                                <w:p>
-                                  <w:pPr>
-                                    <w:pStyle w:val="Normal"/>
-                                    <w:jc w:val="center"/>
-                                    <w:rPr>
-                                      <w:rFonts w:ascii="Times New Roman" w:hAnsi="Times New Roman" w:cs="Times New Roman"/>
-                                      <w:i/>
-                                      <w:iCs/>
-                                      <w:sz w:val="16"/>
-                                      <w:szCs w:val="16"/>
-                                    </w:rPr>
-                                  </w:pPr>
-                                  <w:r>
-                                    <w:rPr>
-                                      <w:rFonts w:cs="Times New Roman" w:ascii="Times New Roman" w:hAnsi="Times New Roman"/>
-                                      <w:i/>
-                                      <w:iCs/>
-                                      <w:sz w:val="16"/>
-                                      <w:szCs w:val="16"/>
-                                    </w:rPr>
-                                  </w:r>
-                                </w:p>
-                                <w:p>
-                                  <w:pPr>
-                                    <w:pStyle w:val="Normal"/>
-                                    <w:keepNext w:val="true"/>
-                                    <w:numPr>
-                                      <w:ilvl w:val="0"/>
-                                      <w:numId w:val="0"/>
-                                    </w:numPr>
-                                    <w:jc w:val="center"/>
-                                    <w:outlineLvl w:val="3"/>
-                                    <w:rPr>
-                                      <w:rFonts w:ascii="Times New Roman" w:hAnsi="Times New Roman" w:cs="Times New Roman"/>
-                                      <w:b/>
-                                      <w:bCs/>
-                                      <w:sz w:val="16"/>
-                                      <w:szCs w:val="16"/>
-                                    </w:rPr>
-                                  </w:pPr>
-                                  <w:r>
-                                    <w:rPr>
-                                      <w:rFonts w:cs="Times New Roman" w:ascii="Times New Roman" w:hAnsi="Times New Roman"/>
-                                      <w:b/>
-                                      <w:bCs/>
-                                      <w:sz w:val="16"/>
-                                      <w:szCs w:val="16"/>
-                                    </w:rPr>
-                                  </w:r>
-                                </w:p>
-                                <w:p>
-                                  <w:pPr>
-                                    <w:pStyle w:val="Normal"/>
-                                    <w:jc w:val="center"/>
-                                    <w:rPr>
-                                      <w:rFonts w:ascii="Times New Roman" w:hAnsi="Times New Roman" w:cs="Times New Roman"/>
-                                      <w:b/>
-                                      <w:bCs/>
-                                      <w:sz w:val="16"/>
-                                      <w:szCs w:val="16"/>
-                                    </w:rPr>
-                                  </w:pPr>
-                                  <w:r>
-                                    <w:rPr>
-                                      <w:rFonts w:cs="Times New Roman" w:ascii="Times New Roman" w:hAnsi="Times New Roman"/>
-                                      <w:b/>
-                                      <w:bCs/>
-                                      <w:sz w:val="16"/>
-                                      <w:szCs w:val="16"/>
-                                    </w:rPr>
-                                  </w:r>
-                                </w:p>
-                                <w:p>
-                                  <w:pPr>
-                                    <w:pStyle w:val="Normal"/>
-                                    <w:jc w:val="center"/>
-                                    <w:rPr>
-                                      <w:rFonts w:ascii="Times New Roman" w:hAnsi="Times New Roman" w:cs="Times New Roman"/>
-                                      <w:lang w:val="en-GB" w:eastAsia="en-GB"/>
-                                    </w:rPr>
-                                  </w:pPr>
-                                  <w:r>
-                                    <w:rPr>
-                                      <w:rFonts w:cs="Times New Roman" w:ascii="Times New Roman" w:hAnsi="Times New Roman"/>
-                                      <w:lang w:val="en-GB" w:eastAsia="en-GB"/>
-                                    </w:rPr>
-                                    <w:object w:dxaOrig="3840" w:dyaOrig="2305">
-                                      <v:shapetype id="_x0000_tole_rId2" coordsize="21600,21600" o:spt="2" o:preferrelative="t" path="m@4@5l@4@11@9@11@9@5xe" filled="f" stroked="f">
-                                        <v:stroke joinstyle="miter"/>
-                                        <v:formulas>
-                                          <v:f eqn="if lineDrawn pixelLineWidth 0"/>
-                                          <v:f eqn="sum @0 1 0"/>
-                                          <v:f eqn="sum 0 0 @1"/>
-                                          <v:f eqn="prod @2 1 2"/>
-                                          <v:f eqn="prod @3 21600 pixelWidth"/>
-                                          <v:f eqn="prod @3 21600 pixelHeight"/>
-                                          <v:f eqn="sum @0 0 1"/>
-                                          <v:f eqn="prod @6 1 2"/>
-                                          <v:f eqn="prod @7 21600 pixelWidth"/>
-                                          <v:f eqn="sum @8 21600 0"/>
-                                          <v:f eqn="prod @7 21600 pixelHeight"/>
-                                          <v:f eqn="sum @10 21600 0"/>
-                                        </v:formulas>
-                                        <v:path o:extrusionok="f" gradientshapeok="t" o:connecttype="rect"/>
-                                        <o:lock v:ext="edit" aspectratio="t"/>
-                                      </v:shapetype>
-                                      <v:shape id="ole_rId2" type="_x0000_tole_rId2" style="width:219.75pt;height:147pt" filled="f" o:ole="">
-                                        <v:imagedata r:id="rId3" o:title=""/>
-                                      </v:shape>
-                                      <o:OLEObject Type="Embed" ProgID="Excel.Sheet.12" ShapeID="ole_rId2" DrawAspect="Content" ObjectID="_532802915" r:id="rId2"/>
-                                    </w:object>
-                                  </w:r>
-                                </w:p>
-                              </w:txbxContent>
-                            </wps:txbx>
-                            <wps:bodyPr anchor="t" lIns="92075" tIns="46355" rIns="92075" bIns="46355">
-                              <a:noAutofit/>
-                            </wps:bodyPr>
-                          </wps:wsp>
-                        </a:graphicData>
-                      </a:graphic>
-                    </wp:anchor>
-                  </w:drawing>
-                </mc:Choice>
-                <mc:Fallback>
-                  <w:pict>
-                    <v:rect fillcolor="#FFFFFF" style="position:absolute;rotation:-0;width:174.75pt;height:41.6pt;mso-wrap-distance-left:9.05pt;mso-wrap-distance-right:9.05pt;mso-wrap-distance-top:0pt;mso-wrap-distance-bottom:0pt;margin-top:-40.95pt;mso-position-vertical-relative:text;margin-left:151.8pt;mso-position-horizontal-relative:text">
-                      <v:textbox inset="0.100694444444444in,0.0506944444444444in,0.100694444444444in,0.0506944444444444in">
-                        <w:txbxContent>
-                          <w:p>
-                            <w:pPr>
-                              <w:pStyle w:val="Normal"/>
-                              <w:jc w:val="center"/>
-                              <w:rPr/>
-                            </w:pPr>
-                            <w:r>
-                              <w:rPr>
-                                <w:rFonts w:cs="Times New Roman" w:ascii="Times New Roman" w:hAnsi="Times New Roman"/>
-                                <w:b/>
-                                <w:bCs/>
-                                <w:sz w:val="16"/>
-                                <w:szCs w:val="16"/>
-                              </w:rPr>
-                              <w:t>Mẫu số 206/HS</w:t>
-                            </w:r>
-                          </w:p>
-                          <w:p>
-                            <w:pPr>
-                              <w:pStyle w:val="Normal"/>
-                              <w:jc w:val="center"/>
-                              <w:rPr/>
-                            </w:pPr>
-                            <w:r>
-                              <w:rPr>
-                                <w:rFonts w:cs="Times New Roman" w:ascii="Times New Roman" w:hAnsi="Times New Roman"/>
-                                <w:i/>
-                                <w:iCs/>
-                                <w:sz w:val="16"/>
-                                <w:szCs w:val="16"/>
-                              </w:rPr>
-                              <w:t>(Ban hành theo Thông tư số      /2026/TT-VKSTC</w:t>
-                            </w:r>
-                          </w:p>
-                          <w:p>
-                            <w:pPr>
-                              <w:pStyle w:val="Normal"/>
-                              <w:jc w:val="center"/>
-                              <w:rPr/>
-                            </w:pPr>
-                            <w:r>
-                              <w:rPr>
-                                <w:rFonts w:cs="Times New Roman" w:ascii="Times New Roman" w:hAnsi="Times New Roman"/>
-                                <w:i/>
-                                <w:iCs/>
-                                <w:sz w:val="16"/>
-                                <w:szCs w:val="16"/>
-                              </w:rPr>
-                              <w:t>ngày       /     /2026)</w:t>
-                            </w:r>
-                          </w:p>
-                          <w:p>
-                            <w:pPr>
-                              <w:pStyle w:val="Normal"/>
-                              <w:jc w:val="center"/>
-                              <w:rPr>
-                                <w:rFonts w:ascii="Times New Roman" w:hAnsi="Times New Roman" w:cs="Times New Roman"/>
-                                <w:i/>
-                                <w:iCs/>
-                                <w:sz w:val="16"/>
-                                <w:szCs w:val="16"/>
-                              </w:rPr>
-                            </w:pPr>
-                            <w:r>
-                              <w:rPr>
-                                <w:rFonts w:cs="Times New Roman" w:ascii="Times New Roman" w:hAnsi="Times New Roman"/>
-                                <w:i/>
-                                <w:iCs/>
-                                <w:sz w:val="16"/>
-                                <w:szCs w:val="16"/>
-                              </w:rPr>
-                            </w:r>
-                          </w:p>
-                          <w:p>
-                            <w:pPr>
-                              <w:pStyle w:val="Normal"/>
-                              <w:keepNext w:val="true"/>
-                              <w:numPr>
-                                <w:ilvl w:val="0"/>
-                                <w:numId w:val="0"/>
-                              </w:numPr>
-                              <w:jc w:val="center"/>
-                              <w:outlineLvl w:val="3"/>
-                              <w:rPr>
-                                <w:rFonts w:ascii="Times New Roman" w:hAnsi="Times New Roman" w:cs="Times New Roman"/>
-                                <w:b/>
-                                <w:bCs/>
-                                <w:sz w:val="16"/>
-                                <w:szCs w:val="16"/>
-                              </w:rPr>
-                            </w:pPr>
-                            <w:r>
-                              <w:rPr>
-                                <w:rFonts w:cs="Times New Roman" w:ascii="Times New Roman" w:hAnsi="Times New Roman"/>
-                                <w:b/>
-                                <w:bCs/>
-                                <w:sz w:val="16"/>
-                                <w:szCs w:val="16"/>
-                              </w:rPr>
-                            </w:r>
-                          </w:p>
-                          <w:p>
-                            <w:pPr>
-                              <w:pStyle w:val="Normal"/>
-                              <w:jc w:val="center"/>
-                              <w:rPr>
-                                <w:rFonts w:ascii="Times New Roman" w:hAnsi="Times New Roman" w:cs="Times New Roman"/>
-                                <w:b/>
-                                <w:bCs/>
-                                <w:sz w:val="16"/>
-                                <w:szCs w:val="16"/>
-                              </w:rPr>
-                            </w:pPr>
-                            <w:r>
-                              <w:rPr>
-                                <w:rFonts w:cs="Times New Roman" w:ascii="Times New Roman" w:hAnsi="Times New Roman"/>
-                                <w:b/>
-                                <w:bCs/>
-                                <w:sz w:val="16"/>
-                                <w:szCs w:val="16"/>
-                              </w:rPr>
-                            </w:r>
-                          </w:p>
-                          <w:p>
-                            <w:pPr>
-                              <w:pStyle w:val="Normal"/>
-                              <w:jc w:val="center"/>
-                              <w:rPr>
-                                <w:rFonts w:ascii="Times New Roman" w:hAnsi="Times New Roman" w:cs="Times New Roman"/>
-                                <w:lang w:val="en-GB" w:eastAsia="en-GB"/>
-                              </w:rPr>
-                            </w:pPr>
-                            <w:r>
-                              <w:rPr>
-                                <w:rFonts w:cs="Times New Roman" w:ascii="Times New Roman" w:hAnsi="Times New Roman"/>
-                                <w:lang w:val="en-GB" w:eastAsia="en-GB"/>
-                              </w:rPr>
-                              <w:object w:dxaOrig="3840" w:dyaOrig="2305">
-                                <v:shapetype id="_x0000_tole_rId4" coordsize="21600,21600" o:spt="4" o:preferrelative="t" path="m@4@5l@4@11@9@11@9@5xe" filled="f" stroked="f">
-                                  <v:stroke joinstyle="miter"/>
-                                  <v:formulas>
-                                    <v:f eqn="if lineDrawn pixelLineWidth 0"/>
-                                    <v:f eqn="sum @0 1 0"/>
-                                    <v:f eqn="sum 0 0 @1"/>
-                                    <v:f eqn="prod @2 1 2"/>
-                                    <v:f eqn="prod @3 21600 pixelWidth"/>
-                                    <v:f eqn="prod @3 21600 pixelHeight"/>
-                                    <v:f eqn="sum @0 0 1"/>
-                                    <v:f eqn="prod @6 1 2"/>
-                                    <v:f eqn="prod @7 21600 pixelWidth"/>
-                                    <v:f eqn="sum @8 21600 0"/>
-                                    <v:f eqn="prod @7 21600 pixelHeight"/>
-                                    <v:f eqn="sum @10 21600 0"/>
-                                  </v:formulas>
-                                  <v:path o:extrusionok="f" gradientshapeok="t" o:connecttype="rect"/>
-                                  <o:lock v:ext="edit" aspectratio="t"/>
-                                </v:shapetype>
-                                <v:shape id="ole_rId4" type="_x0000_tole_rId4" style="width:219.75pt;height:147pt" filled="f" o:ole="">
-                                  <v:imagedata r:id="rId5" o:title=""/>
-                                </v:shape>
-                                <o:OLEObject Type="Embed" ProgID="Excel.Sheet.12" ShapeID="ole_rId4" DrawAspect="Content" ObjectID="_1781110200" r:id="rId4"/>
-                              </w:object>
-                            </w:r>
-                          </w:p>
-                        </w:txbxContent>
-                      </v:textbox>
-                      <w10:wrap type="none"/>
-                    </v:rect>
-                  </w:pict>
-                </mc:Fallback>
+                <mc:Choice Requires="wps"/>
+                <mc:Fallback/>
               </mc:AlternateContent>
             </w:r>
           </w:p>
